--- a/tailored/ODonnell_Andrew_Resume_Hoag_CRC.docx
+++ b/tailored/ODonnell_Andrew_Resume_Hoag_CRC.docx
@@ -62,7 +62,7 @@
           <w:sz w:val="21"/>
           <w:szCs w:val="21"/>
         </w:rPr>
-        <w:t xml:space="preserve">Clinical Research Coordinator with 8+ years of experience across Stanford University School of Medicine, the U.S. Air Force, and a Level I trauma center. Coordinated concurrent NIH and industry clinical trials (Phase II-IV) for 1,500+ participants, with direct experience in informed consent, eligibility screening, study visits, safety reporting with CTCAE grading, and EDC data management under ICH GCP and 21 CFR. Licensed CPT-I phlebotomist with DOT specimen shipping certification and hands-on emergency department experience supporting acute patient events. ACRP-Certified Project Manager and Certified Professional.</w:t>
+        <w:t xml:space="preserve">Clinical Research Coordinator with 8+ years of experience across Stanford University School of Medicine, the U.S. Air Force, and a Level I trauma center. Coordinated concurrent NIH and industry clinical trials (Phase II-IV) for 1,500+ participants, with direct experience in informed consent, eligibility screening, study visits, safety reporting with CTCAE grading, and EDC data management under ICH GCP and 21 CFR. Licensed CPT-I phlebotomist with DOT specimen shipping certification and bedside emergency department experience caring for pediatric hematology and oncology patients. ACRP-Certified Project Manager and Certified Professional.</w:t>
       </w:r>
     </w:p>
     <w:p>
@@ -96,7 +96,7 @@
           <w:sz w:val="21"/>
           <w:szCs w:val="21"/>
         </w:rPr>
-        <w:t xml:space="preserve">Informed Consent &amp; eConsent | Eligibility Screening &amp; Enrollment | Patient Recruitment &amp; Retention | Study Visit Coordination (Onsite &amp; Decentralized) | AE/SAE Reporting &amp; CTCAE Grading | Phlebotomy (CPT-I Licensed) | DOT-Certified Specimen Shipping | Investigational Product Shipments | Protocol Compliance (ICH GCP, 21 CFR, HIPAA) | EDC &amp; Data Quality | Sponsor &amp; CRO Relations | Staff Training &amp; Preceptorship</w:t>
+        <w:t xml:space="preserve">Informed Consent &amp; eConsent | Eligibility Screening &amp; Enrollment | Patient Recruitment &amp; Retention | Study Visit Coordination (Onsite &amp; Decentralized) | AE/SAE Reporting &amp; CTCAE Grading | Pediatric Hematology/Oncology Patient Care | Sterile Technique &amp; Port Access Preparation | Phlebotomy (CPT-I Licensed) | DOT-Certified Specimen Shipping | Investigational Product Shipments | Protocol Compliance (ICH GCP, 21 CFR, HIPAA) | EDC &amp; Data Quality | Sponsor &amp; CRO Relations | Staff Training &amp; Preceptorship</w:t>
       </w:r>
     </w:p>
     <w:p>
@@ -488,6 +488,26 @@
           <w:szCs w:val="21"/>
         </w:rPr>
         <w:t xml:space="preserve">Delivered frontline care in a top-ranked Level I pediatric trauma center, assisting in triage, stabilization, and 20K+ annual emergency encounters.</w:t>
+      </w:r>
+    </w:p>
+    <w:p>
+      <w:pPr>
+        <w:pStyle w:val="ListParagraph"/>
+        <w:numPr>
+          <w:ilvl w:val="0"/>
+          <w:numId w:val="2"/>
+        </w:numPr>
+        <w:spacing w:after="30"/>
+      </w:pPr>
+      <w:r>
+        <w:rPr>
+          <w:rFonts w:ascii="Calibri" w:cs="Calibri" w:eastAsia="Calibri" w:hAnsi="Calibri"/>
+          <w:b w:val="false"/>
+          <w:bCs w:val="false"/>
+          <w:sz w:val="21"/>
+          <w:szCs w:val="21"/>
+        </w:rPr>
+        <w:t xml:space="preserve">Provided bedside care for pediatric hematology and oncology patients, including fever and neutropenia presentations and oncology code events; prepared sterile fields and supplies for implanted port access.</w:t>
       </w:r>
     </w:p>
     <w:p>

--- a/tailored/ODonnell_Andrew_Resume_Hoag_CRC.docx
+++ b/tailored/ODonnell_Andrew_Resume_Hoag_CRC.docx
@@ -235,7 +235,7 @@
           <w:sz w:val="21"/>
           <w:szCs w:val="21"/>
         </w:rPr>
-        <w:t xml:space="preserve"> | Stanford University Department of Medicine, Palo Alto, CA | Nov 2021 - Feb 2026</w:t>
+        <w:t xml:space="preserve"> | Stanford University Department of Medicine, Palo Alto, CA | Nov 2021 ‑ Feb 2026</w:t>
       </w:r>
     </w:p>
     <w:p>
@@ -381,7 +381,7 @@
           <w:sz w:val="21"/>
           <w:szCs w:val="21"/>
         </w:rPr>
-        <w:t xml:space="preserve"> | International SOS (Iqarus), Fort Lee, VA | Aug 2021 - Sep 2021</w:t>
+        <w:t xml:space="preserve"> | International SOS (Iqarus), Fort Lee, VA | Aug 2021 ‑ Sep 2021</w:t>
       </w:r>
     </w:p>
     <w:p>
@@ -467,7 +467,7 @@
           <w:sz w:val="21"/>
           <w:szCs w:val="21"/>
         </w:rPr>
-        <w:t xml:space="preserve"> | RCET | Children's Hospital of Orange County, Santa Ana, CA | Jan 2018 - Oct 2021</w:t>
+        <w:t xml:space="preserve"> | RCET | Children's Hospital of Orange County, Santa Ana, CA | Jan 2018 ‑ Oct 2021</w:t>
       </w:r>
     </w:p>
     <w:p>
@@ -593,7 +593,7 @@
           <w:sz w:val="21"/>
           <w:szCs w:val="21"/>
         </w:rPr>
-        <w:t xml:space="preserve"> | 4A2x5 | U.S. Air Force, Various Locations | Sep 2017 - Sep 2025, ADT - Reserve</w:t>
+        <w:t xml:space="preserve"> | 4A2x5 | U.S. Air Force, Various Locations | Sep 2017 ‑ Sep 2025, ADT ‑ Reserve</w:t>
       </w:r>
     </w:p>
     <w:p>

--- a/tailored/ODonnell_Andrew_Resume_Hoag_CRC.docx
+++ b/tailored/ODonnell_Andrew_Resume_Hoag_CRC.docx
@@ -31,7 +31,7 @@
           <w:sz w:val="19"/>
           <w:szCs w:val="19"/>
         </w:rPr>
-        <w:t xml:space="preserve">Los Angeles, CA | aodhan.o@outlook.com | 650.213.2381 | linkedin.com/in/andrewdavidodonnell/</w:t>
+        <w:t xml:space="preserve">Los Angeles, CA | aodhan.o@outlook.com | 650.213.2381 | linkedin.com/in/andrewdavidodonnell/</w:t>
       </w:r>
     </w:p>
     <w:p>
@@ -96,7 +96,7 @@
           <w:sz w:val="21"/>
           <w:szCs w:val="21"/>
         </w:rPr>
-        <w:t xml:space="preserve">Informed Consent &amp; eConsent | Eligibility Screening &amp; Enrollment | Patient Recruitment &amp; Retention | Study Visit Coordination (Onsite &amp; Decentralized) | AE/SAE Reporting &amp; CTCAE Grading | Pediatric Hematology/Oncology Patient Care | Sterile Technique &amp; Port Access Preparation | Phlebotomy (CPT-I Licensed) | DOT-Certified Specimen Shipping | Investigational Product Shipments | Protocol Compliance (ICH GCP, 21 CFR, HIPAA) | EDC &amp; Data Quality | Sponsor &amp; CRO Relations | Staff Training &amp; Preceptorship</w:t>
+        <w:t xml:space="preserve">Informed Consent &amp; eConsent | Eligibility Screening &amp; Enrollment | Patient Recruitment &amp; Retention | Study Visit Coordination (Onsite &amp; Decentralized) | AE/SAE Reporting &amp; CTCAE Grading | Pediatric Hematology/Oncology Patient Care | Sterile Technique &amp; Port Access Preparation | Phlebotomy (CPT-I Licensed) | DOT-Certified Specimen Shipping | Investigational Product Shipments | Protocol Compliance (ICH GCP, 21 CFR, HIPAA) | EDC &amp; Data Quality | Sponsor &amp; CRO Relations | Staff Training &amp; Preceptorship</w:t>
       </w:r>
     </w:p>
     <w:p>
@@ -140,7 +140,7 @@
           <w:sz w:val="21"/>
           <w:szCs w:val="21"/>
         </w:rPr>
-        <w:t xml:space="preserve"> CTMS - OnCore, Oracle Siebel | EDC - Medidata Rave, REDCap | eTMF | eConsent | ePRO/eCOA | Epic | IRT | Cerner | Safety Reporting - AE/SAE, CTCAE</w:t>
+        <w:t xml:space="preserve"> CTMS - OnCore, Oracle Siebel | EDC - Medidata Rave, REDCap | eTMF | eConsent | ePRO/eCOA | Epic | IRT | Cerner | Safety Reporting - AE/SAE, CTCAE</w:t>
       </w:r>
     </w:p>
     <w:p>
@@ -165,7 +165,7 @@
           <w:sz w:val="21"/>
           <w:szCs w:val="21"/>
         </w:rPr>
-        <w:t xml:space="preserve"> SAS | SPSS | R | Python | Excel (Advanced Functions) | Smartsheet</w:t>
+        <w:t xml:space="preserve"> SAS | SPSS | R | Python | Excel (Advanced Functions) | Smartsheet</w:t>
       </w:r>
     </w:p>
     <w:p>
@@ -190,7 +190,7 @@
           <w:sz w:val="21"/>
           <w:szCs w:val="21"/>
         </w:rPr>
-        <w:t xml:space="preserve"> Microsoft Office Suite | Teams | Zoom | Slack | Adobe Acrobat Sign | SharePoint | Box | DocuSign | Jira | Confluence | Google Workspace</w:t>
+        <w:t xml:space="preserve"> Microsoft Office Suite | Teams | Zoom | Slack | Adobe Acrobat Sign | SharePoint | Box | DocuSign | Jira | Confluence | Google Workspace</w:t>
       </w:r>
     </w:p>
     <w:p>
@@ -222,8 +222,8 @@
           <w:rFonts w:ascii="Calibri" w:cs="Calibri" w:eastAsia="Calibri" w:hAnsi="Calibri"/>
           <w:b/>
           <w:bCs/>
-          <w:sz w:val="21"/>
-          <w:szCs w:val="21"/>
+          <w:sz w:val="19"/>
+          <w:szCs w:val="19"/>
         </w:rPr>
         <w:t xml:space="preserve">Clinical Research Coordinator Associate</w:t>
       </w:r>
@@ -232,10 +232,10 @@
           <w:rFonts w:ascii="Calibri" w:cs="Calibri" w:eastAsia="Calibri" w:hAnsi="Calibri"/>
           <w:b w:val="false"/>
           <w:bCs w:val="false"/>
-          <w:sz w:val="21"/>
-          <w:szCs w:val="21"/>
-        </w:rPr>
-        <w:t xml:space="preserve"> | Stanford University Department of Medicine, Palo Alto, CA | Nov 2021 ‑ Feb 2026</w:t>
+          <w:sz w:val="19"/>
+          <w:szCs w:val="19"/>
+        </w:rPr>
+        <w:t xml:space="preserve"> | Stanford University Department of Medicine, Palo Alto, CA | Nov 2021 ‑ Feb 2026</w:t>
       </w:r>
     </w:p>
     <w:p>
@@ -368,8 +368,8 @@
           <w:rFonts w:ascii="Calibri" w:cs="Calibri" w:eastAsia="Calibri" w:hAnsi="Calibri"/>
           <w:b/>
           <w:bCs/>
-          <w:sz w:val="21"/>
-          <w:szCs w:val="21"/>
+          <w:sz w:val="19"/>
+          <w:szCs w:val="19"/>
         </w:rPr>
         <w:t xml:space="preserve">Technical Operations Manager (Contract)</w:t>
       </w:r>
@@ -378,10 +378,10 @@
           <w:rFonts w:ascii="Calibri" w:cs="Calibri" w:eastAsia="Calibri" w:hAnsi="Calibri"/>
           <w:b w:val="false"/>
           <w:bCs w:val="false"/>
-          <w:sz w:val="21"/>
-          <w:szCs w:val="21"/>
-        </w:rPr>
-        <w:t xml:space="preserve"> | International SOS (Iqarus), Fort Lee, VA | Aug 2021 ‑ Sep 2021</w:t>
+          <w:sz w:val="19"/>
+          <w:szCs w:val="19"/>
+        </w:rPr>
+        <w:t xml:space="preserve"> | International SOS (Iqarus), Fort Lee, VA | Aug 2021 ‑ Sep 2021</w:t>
       </w:r>
     </w:p>
     <w:p>
@@ -454,8 +454,8 @@
           <w:rFonts w:ascii="Calibri" w:cs="Calibri" w:eastAsia="Calibri" w:hAnsi="Calibri"/>
           <w:b/>
           <w:bCs/>
-          <w:sz w:val="21"/>
-          <w:szCs w:val="21"/>
+          <w:sz w:val="19"/>
+          <w:szCs w:val="19"/>
         </w:rPr>
         <w:t xml:space="preserve">Emergency Department Technician</w:t>
       </w:r>
@@ -464,10 +464,10 @@
           <w:rFonts w:ascii="Calibri" w:cs="Calibri" w:eastAsia="Calibri" w:hAnsi="Calibri"/>
           <w:b w:val="false"/>
           <w:bCs w:val="false"/>
-          <w:sz w:val="21"/>
-          <w:szCs w:val="21"/>
-        </w:rPr>
-        <w:t xml:space="preserve"> | RCET | Children's Hospital of Orange County, Santa Ana, CA | Jan 2018 ‑ Oct 2021</w:t>
+          <w:sz w:val="19"/>
+          <w:szCs w:val="19"/>
+        </w:rPr>
+        <w:t xml:space="preserve"> | RCET | Children's Hospital of Orange County, Santa Ana, CA | Jan 2018 ‑ Oct 2021</w:t>
       </w:r>
     </w:p>
     <w:p>
@@ -580,8 +580,8 @@
           <w:rFonts w:ascii="Calibri" w:cs="Calibri" w:eastAsia="Calibri" w:hAnsi="Calibri"/>
           <w:b/>
           <w:bCs/>
-          <w:sz w:val="21"/>
-          <w:szCs w:val="21"/>
+          <w:sz w:val="19"/>
+          <w:szCs w:val="19"/>
         </w:rPr>
         <w:t xml:space="preserve">Healthcare Technology Manager</w:t>
       </w:r>
@@ -590,10 +590,10 @@
           <w:rFonts w:ascii="Calibri" w:cs="Calibri" w:eastAsia="Calibri" w:hAnsi="Calibri"/>
           <w:b w:val="false"/>
           <w:bCs w:val="false"/>
-          <w:sz w:val="21"/>
-          <w:szCs w:val="21"/>
-        </w:rPr>
-        <w:t xml:space="preserve"> | 4A2x5 | U.S. Air Force, Various Locations | Sep 2017 ‑ Sep 2025, ADT ‑ Reserve</w:t>
+          <w:sz w:val="19"/>
+          <w:szCs w:val="19"/>
+        </w:rPr>
+        <w:t xml:space="preserve"> | 4A2x5 | U.S. Air Force, Various Locations | Sep 2017 ‑ Sep 2025, ADT ‑ Reserve</w:t>
       </w:r>
     </w:p>
     <w:p>
@@ -712,47 +712,47 @@
           <w:sz w:val="21"/>
           <w:szCs w:val="21"/>
         </w:rPr>
-        <w:t xml:space="preserve">CPT I Phlebotomy Registry No. CPT 02270029 | NREMT Registry No. E3767060 | American Heart Association BLS, ACLS, PALS</w:t>
-      </w:r>
-    </w:p>
-    <w:p>
-      <w:pPr>
-        <w:pStyle w:val="ListParagraph"/>
-        <w:numPr>
-          <w:ilvl w:val="0"/>
-          <w:numId w:val="2"/>
-        </w:numPr>
-        <w:spacing w:after="30"/>
-      </w:pPr>
-      <w:r>
-        <w:rPr>
-          <w:rFonts w:ascii="Calibri" w:cs="Calibri" w:eastAsia="Calibri" w:hAnsi="Calibri"/>
-          <w:b w:val="false"/>
-          <w:bCs w:val="false"/>
-          <w:sz w:val="21"/>
-          <w:szCs w:val="21"/>
-        </w:rPr>
-        <w:t xml:space="preserve">CITI Good Clinical Practice (GCP) | HIPAA | Aerosol Transmissible Diseases | DOT Shipping</w:t>
-      </w:r>
-    </w:p>
-    <w:p>
-      <w:pPr>
-        <w:pStyle w:val="ListParagraph"/>
-        <w:numPr>
-          <w:ilvl w:val="0"/>
-          <w:numId w:val="2"/>
-        </w:numPr>
-        <w:spacing w:after="30"/>
-      </w:pPr>
-      <w:r>
-        <w:rPr>
-          <w:rFonts w:ascii="Calibri" w:cs="Calibri" w:eastAsia="Calibri" w:hAnsi="Calibri"/>
-          <w:b w:val="false"/>
-          <w:bCs w:val="false"/>
-          <w:sz w:val="21"/>
-          <w:szCs w:val="21"/>
-        </w:rPr>
-        <w:t xml:space="preserve">Pre-Hospital Trauma Life Support (PHTLS) | Tactical Combat Casualty Care Level II (TCCC)</w:t>
+        <w:t xml:space="preserve">CPT I Phlebotomy Registry No. CPT 02270029 | NREMT Registry No. E3767060 | American Heart Association BLS, ACLS, PALS</w:t>
+      </w:r>
+    </w:p>
+    <w:p>
+      <w:pPr>
+        <w:pStyle w:val="ListParagraph"/>
+        <w:numPr>
+          <w:ilvl w:val="0"/>
+          <w:numId w:val="2"/>
+        </w:numPr>
+        <w:spacing w:after="30"/>
+      </w:pPr>
+      <w:r>
+        <w:rPr>
+          <w:rFonts w:ascii="Calibri" w:cs="Calibri" w:eastAsia="Calibri" w:hAnsi="Calibri"/>
+          <w:b w:val="false"/>
+          <w:bCs w:val="false"/>
+          <w:sz w:val="21"/>
+          <w:szCs w:val="21"/>
+        </w:rPr>
+        <w:t xml:space="preserve">CITI Good Clinical Practice (GCP) | HIPAA | Aerosol Transmissible Diseases | DOT Shipping</w:t>
+      </w:r>
+    </w:p>
+    <w:p>
+      <w:pPr>
+        <w:pStyle w:val="ListParagraph"/>
+        <w:numPr>
+          <w:ilvl w:val="0"/>
+          <w:numId w:val="2"/>
+        </w:numPr>
+        <w:spacing w:after="30"/>
+      </w:pPr>
+      <w:r>
+        <w:rPr>
+          <w:rFonts w:ascii="Calibri" w:cs="Calibri" w:eastAsia="Calibri" w:hAnsi="Calibri"/>
+          <w:b w:val="false"/>
+          <w:bCs w:val="false"/>
+          <w:sz w:val="21"/>
+          <w:szCs w:val="21"/>
+        </w:rPr>
+        <w:t xml:space="preserve">Pre-Hospital Trauma Life Support (PHTLS) | Tactical Combat Casualty Care Level II (TCCC)</w:t>
       </w:r>
     </w:p>
     <w:p>
@@ -792,7 +792,7 @@
           <w:sz w:val="21"/>
           <w:szCs w:val="21"/>
         </w:rPr>
-        <w:t xml:space="preserve">Stanford Online AI in Healthcare | Google Advanced Data Analytics | Interprofessional Healthcare Informatics</w:t>
+        <w:t xml:space="preserve">Stanford Online AI in Healthcare | Google Advanced Data Analytics | Interprofessional Healthcare Informatics</w:t>
       </w:r>
     </w:p>
     <w:p>
@@ -935,7 +935,7 @@
           <w:sz w:val="21"/>
           <w:szCs w:val="21"/>
         </w:rPr>
-        <w:t xml:space="preserve"> | Chapman University, Orange, CA</w:t>
+        <w:t xml:space="preserve"> | Chapman University, Orange, CA</w:t>
       </w:r>
     </w:p>
     <w:p>
@@ -950,7 +950,7 @@
           <w:sz w:val="21"/>
           <w:szCs w:val="21"/>
         </w:rPr>
-        <w:t xml:space="preserve">Graduate Fellowship Award (2x) | Sigma Iota Rho Honor Society</w:t>
+        <w:t xml:space="preserve">Graduate Fellowship Award (2x) | Sigma Iota Rho Honor Society</w:t>
       </w:r>
     </w:p>
     <w:p>
@@ -975,7 +975,7 @@
           <w:sz w:val="21"/>
           <w:szCs w:val="21"/>
         </w:rPr>
-        <w:t xml:space="preserve"> | California State University Long Beach, Long Beach, CA</w:t>
+        <w:t xml:space="preserve"> | California State University Long Beach, Long Beach, CA</w:t>
       </w:r>
     </w:p>
     <w:p>
@@ -1015,12 +1015,12 @@
           <w:sz w:val="21"/>
           <w:szCs w:val="21"/>
         </w:rPr>
-        <w:t xml:space="preserve"> | UCLA Extension, Los Angeles, CA</w:t>
+        <w:t xml:space="preserve"> | UCLA Extension, Los Angeles, CA</w:t>
       </w:r>
     </w:p>
     <w:sectPr>
       <w:pgSz w:w="12240" w:h="15840" w:orient="portrait"/>
-      <w:pgMar w:top="863" w:right="1008" w:bottom="863" w:left="1008" w:header="708" w:footer="708" w:gutter="0"/>
+      <w:pgMar w:top="863" w:right="863" w:bottom="863" w:left="863" w:header="708" w:footer="708" w:gutter="0"/>
       <w:pgNumType/>
       <w:docGrid w:linePitch="360"/>
     </w:sectPr>

--- a/tailored/ODonnell_Andrew_Resume_Hoag_CRC.docx
+++ b/tailored/ODonnell_Andrew_Resume_Hoag_CRC.docx
@@ -96,7 +96,7 @@
           <w:sz w:val="21"/>
           <w:szCs w:val="21"/>
         </w:rPr>
-        <w:t xml:space="preserve">Informed Consent &amp; eConsent | Eligibility Screening &amp; Enrollment | Patient Recruitment &amp; Retention | Study Visit Coordination (Onsite &amp; Decentralized) | AE/SAE Reporting &amp; CTCAE Grading | Pediatric Hematology/Oncology Patient Care | Sterile Technique &amp; Port Access Preparation | Phlebotomy (CPT-I Licensed) | DOT-Certified Specimen Shipping | Investigational Product Shipments | Protocol Compliance (ICH GCP, 21 CFR, HIPAA) | EDC &amp; Data Quality | Sponsor &amp; CRO Relations | Staff Training &amp; Preceptorship</w:t>
+        <w:t xml:space="preserve">Informed Consent &amp; eConsent | Eligibility Screening &amp; Enrollment | Patient Recruitment &amp; Retention | Study Visit Coordination (Onsite &amp; Decentralized) | AE/SAE Reporting &amp; CTCAE Grading | Phlebotomy (CPT-I Licensed) | DOT-Certified Specimen Shipping | Investigational Product Shipments | Protocol Compliance (ICH GCP, 21 CFR, HIPAA) | EDC &amp; Data Quality | Sponsor &amp; CRO Relations | Staff Training &amp; Preceptorship</w:t>
       </w:r>
     </w:p>
     <w:p>

--- a/tailored/ODonnell_Andrew_Resume_Hoag_CRC.docx
+++ b/tailored/ODonnell_Andrew_Resume_Hoag_CRC.docx
@@ -241,6 +241,7 @@
     <w:p>
       <w:pPr>
         <w:pStyle w:val="ListParagraph"/>
+        <w:keepNext/>
         <w:numPr>
           <w:ilvl w:val="0"/>
           <w:numId w:val="2"/>
@@ -261,6 +262,7 @@
     <w:p>
       <w:pPr>
         <w:pStyle w:val="ListParagraph"/>
+        <w:keepNext/>
         <w:numPr>
           <w:ilvl w:val="0"/>
           <w:numId w:val="2"/>
@@ -281,6 +283,7 @@
     <w:p>
       <w:pPr>
         <w:pStyle w:val="ListParagraph"/>
+        <w:keepNext/>
         <w:numPr>
           <w:ilvl w:val="0"/>
           <w:numId w:val="2"/>
@@ -301,6 +304,7 @@
     <w:p>
       <w:pPr>
         <w:pStyle w:val="ListParagraph"/>
+        <w:keepNext/>
         <w:numPr>
           <w:ilvl w:val="0"/>
           <w:numId w:val="2"/>
@@ -321,6 +325,7 @@
     <w:p>
       <w:pPr>
         <w:pStyle w:val="ListParagraph"/>
+        <w:keepNext/>
         <w:numPr>
           <w:ilvl w:val="0"/>
           <w:numId w:val="2"/>
@@ -341,6 +346,7 @@
     <w:p>
       <w:pPr>
         <w:pStyle w:val="ListParagraph"/>
+        <w:keepNext w:val="false"/>
         <w:numPr>
           <w:ilvl w:val="0"/>
           <w:numId w:val="2"/>
@@ -387,6 +393,7 @@
     <w:p>
       <w:pPr>
         <w:pStyle w:val="ListParagraph"/>
+        <w:keepNext/>
         <w:numPr>
           <w:ilvl w:val="0"/>
           <w:numId w:val="2"/>
@@ -407,6 +414,7 @@
     <w:p>
       <w:pPr>
         <w:pStyle w:val="ListParagraph"/>
+        <w:keepNext/>
         <w:numPr>
           <w:ilvl w:val="0"/>
           <w:numId w:val="2"/>
@@ -427,6 +435,7 @@
     <w:p>
       <w:pPr>
         <w:pStyle w:val="ListParagraph"/>
+        <w:keepNext w:val="false"/>
         <w:numPr>
           <w:ilvl w:val="0"/>
           <w:numId w:val="2"/>
@@ -473,6 +482,7 @@
     <w:p>
       <w:pPr>
         <w:pStyle w:val="ListParagraph"/>
+        <w:keepNext/>
         <w:numPr>
           <w:ilvl w:val="0"/>
           <w:numId w:val="2"/>
@@ -493,6 +503,7 @@
     <w:p>
       <w:pPr>
         <w:pStyle w:val="ListParagraph"/>
+        <w:keepNext/>
         <w:numPr>
           <w:ilvl w:val="0"/>
           <w:numId w:val="2"/>
@@ -513,6 +524,7 @@
     <w:p>
       <w:pPr>
         <w:pStyle w:val="ListParagraph"/>
+        <w:keepNext/>
         <w:numPr>
           <w:ilvl w:val="0"/>
           <w:numId w:val="2"/>
@@ -533,6 +545,7 @@
     <w:p>
       <w:pPr>
         <w:pStyle w:val="ListParagraph"/>
+        <w:keepNext/>
         <w:numPr>
           <w:ilvl w:val="0"/>
           <w:numId w:val="2"/>
@@ -553,6 +566,7 @@
     <w:p>
       <w:pPr>
         <w:pStyle w:val="ListParagraph"/>
+        <w:keepNext w:val="false"/>
         <w:numPr>
           <w:ilvl w:val="0"/>
           <w:numId w:val="2"/>
@@ -599,6 +613,7 @@
     <w:p>
       <w:pPr>
         <w:pStyle w:val="ListParagraph"/>
+        <w:keepNext/>
         <w:numPr>
           <w:ilvl w:val="0"/>
           <w:numId w:val="2"/>
@@ -619,6 +634,7 @@
     <w:p>
       <w:pPr>
         <w:pStyle w:val="ListParagraph"/>
+        <w:keepNext/>
         <w:numPr>
           <w:ilvl w:val="0"/>
           <w:numId w:val="2"/>
@@ -639,6 +655,7 @@
     <w:p>
       <w:pPr>
         <w:pStyle w:val="ListParagraph"/>
+        <w:keepNext w:val="false"/>
         <w:numPr>
           <w:ilvl w:val="0"/>
           <w:numId w:val="2"/>
@@ -678,6 +695,7 @@
     <w:p>
       <w:pPr>
         <w:pStyle w:val="ListParagraph"/>
+        <w:keepNext/>
         <w:numPr>
           <w:ilvl w:val="0"/>
           <w:numId w:val="2"/>
@@ -698,6 +716,7 @@
     <w:p>
       <w:pPr>
         <w:pStyle w:val="ListParagraph"/>
+        <w:keepNext/>
         <w:numPr>
           <w:ilvl w:val="0"/>
           <w:numId w:val="2"/>
@@ -718,6 +737,7 @@
     <w:p>
       <w:pPr>
         <w:pStyle w:val="ListParagraph"/>
+        <w:keepNext/>
         <w:numPr>
           <w:ilvl w:val="0"/>
           <w:numId w:val="2"/>
@@ -738,6 +758,7 @@
     <w:p>
       <w:pPr>
         <w:pStyle w:val="ListParagraph"/>
+        <w:keepNext/>
         <w:numPr>
           <w:ilvl w:val="0"/>
           <w:numId w:val="2"/>
@@ -758,6 +779,7 @@
     <w:p>
       <w:pPr>
         <w:pStyle w:val="ListParagraph"/>
+        <w:keepNext/>
         <w:numPr>
           <w:ilvl w:val="0"/>
           <w:numId w:val="2"/>
@@ -778,6 +800,7 @@
     <w:p>
       <w:pPr>
         <w:pStyle w:val="ListParagraph"/>
+        <w:keepNext w:val="false"/>
         <w:numPr>
           <w:ilvl w:val="0"/>
           <w:numId w:val="2"/>
@@ -817,6 +840,7 @@
     <w:p>
       <w:pPr>
         <w:pStyle w:val="ListParagraph"/>
+        <w:keepNext/>
         <w:numPr>
           <w:ilvl w:val="0"/>
           <w:numId w:val="2"/>
@@ -837,6 +861,7 @@
     <w:p>
       <w:pPr>
         <w:pStyle w:val="ListParagraph"/>
+        <w:keepNext/>
         <w:numPr>
           <w:ilvl w:val="0"/>
           <w:numId w:val="2"/>
@@ -857,6 +882,7 @@
     <w:p>
       <w:pPr>
         <w:pStyle w:val="ListParagraph"/>
+        <w:keepNext/>
         <w:numPr>
           <w:ilvl w:val="0"/>
           <w:numId w:val="2"/>
@@ -877,6 +903,7 @@
     <w:p>
       <w:pPr>
         <w:pStyle w:val="ListParagraph"/>
+        <w:keepNext w:val="false"/>
         <w:numPr>
           <w:ilvl w:val="0"/>
           <w:numId w:val="2"/>

--- a/tailored/ODonnell_Andrew_Resume_Hoag_CRC.docx
+++ b/tailored/ODonnell_Andrew_Resume_Hoag_CRC.docx
@@ -69,7 +69,7 @@
       <w:pPr>
         <w:keepNext/>
         <w:pBdr>
-          <w:bottom w:val="single" w:color="444444" w:sz="6"/>
+          <w:bottom w:val="single" w:color="000000" w:sz="14"/>
         </w:pBdr>
         <w:spacing w:after="80" w:before="200"/>
       </w:pPr>
@@ -103,7 +103,7 @@
       <w:pPr>
         <w:keepNext/>
         <w:pBdr>
-          <w:bottom w:val="single" w:color="444444" w:sz="6"/>
+          <w:bottom w:val="single" w:color="000000" w:sz="14"/>
         </w:pBdr>
         <w:spacing w:after="80" w:before="200"/>
       </w:pPr>
@@ -197,7 +197,7 @@
       <w:pPr>
         <w:keepNext/>
         <w:pBdr>
-          <w:bottom w:val="single" w:color="444444" w:sz="6"/>
+          <w:bottom w:val="single" w:color="000000" w:sz="14"/>
         </w:pBdr>
         <w:spacing w:after="80" w:before="200"/>
       </w:pPr>
@@ -677,7 +677,7 @@
       <w:pPr>
         <w:keepNext/>
         <w:pBdr>
-          <w:bottom w:val="single" w:color="444444" w:sz="6"/>
+          <w:bottom w:val="single" w:color="000000" w:sz="14"/>
         </w:pBdr>
         <w:spacing w:after="80" w:before="200"/>
       </w:pPr>
@@ -822,7 +822,7 @@
       <w:pPr>
         <w:keepNext/>
         <w:pBdr>
-          <w:bottom w:val="single" w:color="444444" w:sz="6"/>
+          <w:bottom w:val="single" w:color="000000" w:sz="14"/>
         </w:pBdr>
         <w:spacing w:after="80" w:before="200"/>
       </w:pPr>
@@ -925,7 +925,7 @@
       <w:pPr>
         <w:keepNext/>
         <w:pBdr>
-          <w:bottom w:val="single" w:color="444444" w:sz="6"/>
+          <w:bottom w:val="single" w:color="000000" w:sz="14"/>
         </w:pBdr>
         <w:spacing w:after="80" w:before="200"/>
       </w:pPr>
